--- a/code review.docx
+++ b/code review.docx
@@ -938,31 +938,19 @@
       <w:pPr>
         <w:numPr>
           <w:ilvl w:val="0"/>
-          <w:numId w:val="3"/>
+          <w:numId w:val="41"/>
         </w:numPr>
-        <w:rPr>
-          <w:highlight w:val="green"/>
-        </w:rPr>
-      </w:pPr>
-      <w:r>
-        <w:rPr>
-          <w:highlight w:val="green"/>
-        </w:rPr>
+      </w:pPr>
+      <w:r>
         <w:lastRenderedPageBreak/>
         <w:t xml:space="preserve">Add gradual type hints and a </w:t>
       </w:r>
       <w:proofErr w:type="gramStart"/>
       <w:r>
-        <w:rPr>
-          <w:highlight w:val="green"/>
-        </w:rPr>
         <w:t>type</w:t>
       </w:r>
       <w:proofErr w:type="gramEnd"/>
       <w:r>
-        <w:rPr>
-          <w:highlight w:val="green"/>
-        </w:rPr>
         <w:t xml:space="preserve"> checker. Production has 1215 functions and only 3 have any annotation, so large refactors are harder than they need to be.</w:t>
       </w:r>
     </w:p>
@@ -970,32 +958,20 @@
       <w:pPr>
         <w:numPr>
           <w:ilvl w:val="0"/>
-          <w:numId w:val="3"/>
+          <w:numId w:val="41"/>
         </w:numPr>
-        <w:rPr>
-          <w:highlight w:val="green"/>
-        </w:rPr>
-      </w:pPr>
-      <w:r>
-        <w:rPr>
-          <w:highlight w:val="green"/>
-        </w:rPr>
+      </w:pPr>
+      <w:r>
         <w:t xml:space="preserve">Add formatter/linter configuration. There is no </w:t>
       </w:r>
       <w:proofErr w:type="spellStart"/>
       <w:proofErr w:type="gramStart"/>
       <w:r>
-        <w:rPr>
-          <w:highlight w:val="green"/>
-        </w:rPr>
         <w:t>pyproject.toml</w:t>
       </w:r>
       <w:proofErr w:type="spellEnd"/>
       <w:proofErr w:type="gramEnd"/>
       <w:r>
-        <w:rPr>
-          <w:highlight w:val="green"/>
-        </w:rPr>
         <w:t>, Ruff/Black config, or type-check config, and I found 54 Python lines over 120 characters.</w:t>
       </w:r>
     </w:p>
@@ -1003,31 +979,21 @@
       <w:pPr>
         <w:numPr>
           <w:ilvl w:val="0"/>
-          <w:numId w:val="3"/>
+          <w:numId w:val="41"/>
         </w:numPr>
-        <w:rPr>
-          <w:highlight w:val="green"/>
-        </w:rPr>
-      </w:pPr>
-      <w:r>
-        <w:rPr>
-          <w:highlight w:val="green"/>
-        </w:rPr>
+      </w:pPr>
+      <w:r>
         <w:t xml:space="preserve">Improve docstring quality. Coverage is good, but many docstrings are tautological, and sitecustomize.py has no module docstring. See </w:t>
       </w:r>
       <w:hyperlink r:id="rId38" w:history="1">
         <w:r>
           <w:rPr>
             <w:rStyle w:val="Hyperlink"/>
-            <w:highlight w:val="green"/>
           </w:rPr>
           <w:t>sitecustomize.py</w:t>
         </w:r>
       </w:hyperlink>
       <w:r>
-        <w:rPr>
-          <w:highlight w:val="green"/>
-        </w:rPr>
         <w:t>.</w:t>
       </w:r>
     </w:p>
@@ -5636,6 +5602,155 @@
     </w:lvl>
   </w:abstractNum>
   <w:abstractNum w:abstractNumId="22" w15:restartNumberingAfterBreak="0">
+    <w:nsid w:val="47850B50"/>
+    <w:multiLevelType w:val="multilevel"/>
+    <w:tmpl w:val="A52E79A6"/>
+    <w:lvl w:ilvl="0">
+      <w:start w:val="1"/>
+      <w:numFmt w:val="bullet"/>
+      <w:lvlText w:val=""/>
+      <w:lvlJc w:val="left"/>
+      <w:pPr>
+        <w:tabs>
+          <w:tab w:val="num" w:pos="720"/>
+        </w:tabs>
+        <w:ind w:left="720" w:hanging="360"/>
+      </w:pPr>
+      <w:rPr>
+        <w:rFonts w:ascii="Wingdings" w:hAnsi="Wingdings" w:hint="default"/>
+        <w:sz w:val="20"/>
+      </w:rPr>
+    </w:lvl>
+    <w:lvl w:ilvl="1" w:tentative="1">
+      <w:start w:val="1"/>
+      <w:numFmt w:val="bullet"/>
+      <w:lvlText w:val="o"/>
+      <w:lvlJc w:val="left"/>
+      <w:pPr>
+        <w:tabs>
+          <w:tab w:val="num" w:pos="1440"/>
+        </w:tabs>
+        <w:ind w:left="1440" w:hanging="360"/>
+      </w:pPr>
+      <w:rPr>
+        <w:rFonts w:ascii="Courier New" w:hAnsi="Courier New" w:hint="default"/>
+        <w:sz w:val="20"/>
+      </w:rPr>
+    </w:lvl>
+    <w:lvl w:ilvl="2" w:tentative="1">
+      <w:start w:val="1"/>
+      <w:numFmt w:val="bullet"/>
+      <w:lvlText w:val=""/>
+      <w:lvlJc w:val="left"/>
+      <w:pPr>
+        <w:tabs>
+          <w:tab w:val="num" w:pos="2160"/>
+        </w:tabs>
+        <w:ind w:left="2160" w:hanging="360"/>
+      </w:pPr>
+      <w:rPr>
+        <w:rFonts w:ascii="Wingdings" w:hAnsi="Wingdings" w:hint="default"/>
+        <w:sz w:val="20"/>
+      </w:rPr>
+    </w:lvl>
+    <w:lvl w:ilvl="3" w:tentative="1">
+      <w:start w:val="1"/>
+      <w:numFmt w:val="bullet"/>
+      <w:lvlText w:val=""/>
+      <w:lvlJc w:val="left"/>
+      <w:pPr>
+        <w:tabs>
+          <w:tab w:val="num" w:pos="2880"/>
+        </w:tabs>
+        <w:ind w:left="2880" w:hanging="360"/>
+      </w:pPr>
+      <w:rPr>
+        <w:rFonts w:ascii="Wingdings" w:hAnsi="Wingdings" w:hint="default"/>
+        <w:sz w:val="20"/>
+      </w:rPr>
+    </w:lvl>
+    <w:lvl w:ilvl="4" w:tentative="1">
+      <w:start w:val="1"/>
+      <w:numFmt w:val="bullet"/>
+      <w:lvlText w:val=""/>
+      <w:lvlJc w:val="left"/>
+      <w:pPr>
+        <w:tabs>
+          <w:tab w:val="num" w:pos="3600"/>
+        </w:tabs>
+        <w:ind w:left="3600" w:hanging="360"/>
+      </w:pPr>
+      <w:rPr>
+        <w:rFonts w:ascii="Wingdings" w:hAnsi="Wingdings" w:hint="default"/>
+        <w:sz w:val="20"/>
+      </w:rPr>
+    </w:lvl>
+    <w:lvl w:ilvl="5" w:tentative="1">
+      <w:start w:val="1"/>
+      <w:numFmt w:val="bullet"/>
+      <w:lvlText w:val=""/>
+      <w:lvlJc w:val="left"/>
+      <w:pPr>
+        <w:tabs>
+          <w:tab w:val="num" w:pos="4320"/>
+        </w:tabs>
+        <w:ind w:left="4320" w:hanging="360"/>
+      </w:pPr>
+      <w:rPr>
+        <w:rFonts w:ascii="Wingdings" w:hAnsi="Wingdings" w:hint="default"/>
+        <w:sz w:val="20"/>
+      </w:rPr>
+    </w:lvl>
+    <w:lvl w:ilvl="6" w:tentative="1">
+      <w:start w:val="1"/>
+      <w:numFmt w:val="bullet"/>
+      <w:lvlText w:val=""/>
+      <w:lvlJc w:val="left"/>
+      <w:pPr>
+        <w:tabs>
+          <w:tab w:val="num" w:pos="5040"/>
+        </w:tabs>
+        <w:ind w:left="5040" w:hanging="360"/>
+      </w:pPr>
+      <w:rPr>
+        <w:rFonts w:ascii="Wingdings" w:hAnsi="Wingdings" w:hint="default"/>
+        <w:sz w:val="20"/>
+      </w:rPr>
+    </w:lvl>
+    <w:lvl w:ilvl="7" w:tentative="1">
+      <w:start w:val="1"/>
+      <w:numFmt w:val="bullet"/>
+      <w:lvlText w:val=""/>
+      <w:lvlJc w:val="left"/>
+      <w:pPr>
+        <w:tabs>
+          <w:tab w:val="num" w:pos="5760"/>
+        </w:tabs>
+        <w:ind w:left="5760" w:hanging="360"/>
+      </w:pPr>
+      <w:rPr>
+        <w:rFonts w:ascii="Wingdings" w:hAnsi="Wingdings" w:hint="default"/>
+        <w:sz w:val="20"/>
+      </w:rPr>
+    </w:lvl>
+    <w:lvl w:ilvl="8" w:tentative="1">
+      <w:start w:val="1"/>
+      <w:numFmt w:val="bullet"/>
+      <w:lvlText w:val=""/>
+      <w:lvlJc w:val="left"/>
+      <w:pPr>
+        <w:tabs>
+          <w:tab w:val="num" w:pos="6480"/>
+        </w:tabs>
+        <w:ind w:left="6480" w:hanging="360"/>
+      </w:pPr>
+      <w:rPr>
+        <w:rFonts w:ascii="Wingdings" w:hAnsi="Wingdings" w:hint="default"/>
+        <w:sz w:val="20"/>
+      </w:rPr>
+    </w:lvl>
+  </w:abstractNum>
+  <w:abstractNum w:abstractNumId="23" w15:restartNumberingAfterBreak="0">
     <w:nsid w:val="4AFB3A1C"/>
     <w:multiLevelType w:val="multilevel"/>
     <w:tmpl w:val="E280C5F0"/>
@@ -5784,7 +5899,7 @@
       </w:rPr>
     </w:lvl>
   </w:abstractNum>
-  <w:abstractNum w:abstractNumId="23" w15:restartNumberingAfterBreak="0">
+  <w:abstractNum w:abstractNumId="24" w15:restartNumberingAfterBreak="0">
     <w:nsid w:val="4C214C66"/>
     <w:multiLevelType w:val="multilevel"/>
     <w:tmpl w:val="24E6158C"/>
@@ -5933,7 +6048,7 @@
       </w:rPr>
     </w:lvl>
   </w:abstractNum>
-  <w:abstractNum w:abstractNumId="24" w15:restartNumberingAfterBreak="0">
+  <w:abstractNum w:abstractNumId="25" w15:restartNumberingAfterBreak="0">
     <w:nsid w:val="4FEC6044"/>
     <w:multiLevelType w:val="multilevel"/>
     <w:tmpl w:val="C2AE1690"/>
@@ -6082,7 +6197,7 @@
       </w:rPr>
     </w:lvl>
   </w:abstractNum>
-  <w:abstractNum w:abstractNumId="25" w15:restartNumberingAfterBreak="0">
+  <w:abstractNum w:abstractNumId="26" w15:restartNumberingAfterBreak="0">
     <w:nsid w:val="556971A2"/>
     <w:multiLevelType w:val="multilevel"/>
     <w:tmpl w:val="E41A7AA0"/>
@@ -6231,7 +6346,7 @@
       </w:rPr>
     </w:lvl>
   </w:abstractNum>
-  <w:abstractNum w:abstractNumId="26" w15:restartNumberingAfterBreak="0">
+  <w:abstractNum w:abstractNumId="27" w15:restartNumberingAfterBreak="0">
     <w:nsid w:val="588077AE"/>
     <w:multiLevelType w:val="multilevel"/>
     <w:tmpl w:val="C97AFEA8"/>
@@ -6380,7 +6495,7 @@
       </w:rPr>
     </w:lvl>
   </w:abstractNum>
-  <w:abstractNum w:abstractNumId="27" w15:restartNumberingAfterBreak="0">
+  <w:abstractNum w:abstractNumId="28" w15:restartNumberingAfterBreak="0">
     <w:nsid w:val="596700A4"/>
     <w:multiLevelType w:val="multilevel"/>
     <w:tmpl w:val="64DA8510"/>
@@ -6529,7 +6644,7 @@
       </w:rPr>
     </w:lvl>
   </w:abstractNum>
-  <w:abstractNum w:abstractNumId="28" w15:restartNumberingAfterBreak="0">
+  <w:abstractNum w:abstractNumId="29" w15:restartNumberingAfterBreak="0">
     <w:nsid w:val="596B392B"/>
     <w:multiLevelType w:val="multilevel"/>
     <w:tmpl w:val="EA2E6DCA"/>
@@ -6678,7 +6793,7 @@
       </w:rPr>
     </w:lvl>
   </w:abstractNum>
-  <w:abstractNum w:abstractNumId="29" w15:restartNumberingAfterBreak="0">
+  <w:abstractNum w:abstractNumId="30" w15:restartNumberingAfterBreak="0">
     <w:nsid w:val="5A8601D7"/>
     <w:multiLevelType w:val="multilevel"/>
     <w:tmpl w:val="8BEAFBD8"/>
@@ -6827,7 +6942,7 @@
       </w:rPr>
     </w:lvl>
   </w:abstractNum>
-  <w:abstractNum w:abstractNumId="30" w15:restartNumberingAfterBreak="0">
+  <w:abstractNum w:abstractNumId="31" w15:restartNumberingAfterBreak="0">
     <w:nsid w:val="5DD61B28"/>
     <w:multiLevelType w:val="multilevel"/>
     <w:tmpl w:val="ED1A96C0"/>
@@ -6976,7 +7091,7 @@
       </w:rPr>
     </w:lvl>
   </w:abstractNum>
-  <w:abstractNum w:abstractNumId="31" w15:restartNumberingAfterBreak="0">
+  <w:abstractNum w:abstractNumId="32" w15:restartNumberingAfterBreak="0">
     <w:nsid w:val="60501CF6"/>
     <w:multiLevelType w:val="multilevel"/>
     <w:tmpl w:val="3118D090"/>
@@ -7125,7 +7240,7 @@
       </w:rPr>
     </w:lvl>
   </w:abstractNum>
-  <w:abstractNum w:abstractNumId="32" w15:restartNumberingAfterBreak="0">
+  <w:abstractNum w:abstractNumId="33" w15:restartNumberingAfterBreak="0">
     <w:nsid w:val="60DC288D"/>
     <w:multiLevelType w:val="multilevel"/>
     <w:tmpl w:val="8C18FA0C"/>
@@ -7274,7 +7389,7 @@
       </w:rPr>
     </w:lvl>
   </w:abstractNum>
-  <w:abstractNum w:abstractNumId="33" w15:restartNumberingAfterBreak="0">
+  <w:abstractNum w:abstractNumId="34" w15:restartNumberingAfterBreak="0">
     <w:nsid w:val="68554C5D"/>
     <w:multiLevelType w:val="multilevel"/>
     <w:tmpl w:val="08E0EFDE"/>
@@ -7423,7 +7538,7 @@
       </w:rPr>
     </w:lvl>
   </w:abstractNum>
-  <w:abstractNum w:abstractNumId="34" w15:restartNumberingAfterBreak="0">
+  <w:abstractNum w:abstractNumId="35" w15:restartNumberingAfterBreak="0">
     <w:nsid w:val="6F736C0E"/>
     <w:multiLevelType w:val="multilevel"/>
     <w:tmpl w:val="C59C99A0"/>
@@ -7572,7 +7687,7 @@
       </w:rPr>
     </w:lvl>
   </w:abstractNum>
-  <w:abstractNum w:abstractNumId="35" w15:restartNumberingAfterBreak="0">
+  <w:abstractNum w:abstractNumId="36" w15:restartNumberingAfterBreak="0">
     <w:nsid w:val="701819C5"/>
     <w:multiLevelType w:val="multilevel"/>
     <w:tmpl w:val="4EB60A60"/>
@@ -7721,7 +7836,7 @@
       </w:rPr>
     </w:lvl>
   </w:abstractNum>
-  <w:abstractNum w:abstractNumId="36" w15:restartNumberingAfterBreak="0">
+  <w:abstractNum w:abstractNumId="37" w15:restartNumberingAfterBreak="0">
     <w:nsid w:val="716E5604"/>
     <w:multiLevelType w:val="multilevel"/>
     <w:tmpl w:val="D572226C"/>
@@ -7870,7 +7985,7 @@
       </w:rPr>
     </w:lvl>
   </w:abstractNum>
-  <w:abstractNum w:abstractNumId="37" w15:restartNumberingAfterBreak="0">
+  <w:abstractNum w:abstractNumId="38" w15:restartNumberingAfterBreak="0">
     <w:nsid w:val="75DF2B2B"/>
     <w:multiLevelType w:val="multilevel"/>
     <w:tmpl w:val="46708BB6"/>
@@ -8019,7 +8134,7 @@
       </w:rPr>
     </w:lvl>
   </w:abstractNum>
-  <w:abstractNum w:abstractNumId="38" w15:restartNumberingAfterBreak="0">
+  <w:abstractNum w:abstractNumId="39" w15:restartNumberingAfterBreak="0">
     <w:nsid w:val="7BAD6D85"/>
     <w:multiLevelType w:val="multilevel"/>
     <w:tmpl w:val="4C2A3FB8"/>
@@ -8168,7 +8283,7 @@
       </w:rPr>
     </w:lvl>
   </w:abstractNum>
-  <w:abstractNum w:abstractNumId="39" w15:restartNumberingAfterBreak="0">
+  <w:abstractNum w:abstractNumId="40" w15:restartNumberingAfterBreak="0">
     <w:nsid w:val="7F720E9E"/>
     <w:multiLevelType w:val="multilevel"/>
     <w:tmpl w:val="E1C60FDE"/>
@@ -8321,22 +8436,22 @@
     <w:abstractNumId w:val="16"/>
   </w:num>
   <w:num w:numId="2" w16cid:durableId="359169114">
-    <w:abstractNumId w:val="22"/>
+    <w:abstractNumId w:val="23"/>
   </w:num>
   <w:num w:numId="3" w16cid:durableId="178398218">
-    <w:abstractNumId w:val="27"/>
+    <w:abstractNumId w:val="28"/>
   </w:num>
   <w:num w:numId="4" w16cid:durableId="189996983">
     <w:abstractNumId w:val="13"/>
   </w:num>
   <w:num w:numId="5" w16cid:durableId="136142528">
-    <w:abstractNumId w:val="29"/>
+    <w:abstractNumId w:val="30"/>
   </w:num>
   <w:num w:numId="6" w16cid:durableId="592321650">
     <w:abstractNumId w:val="9"/>
   </w:num>
   <w:num w:numId="7" w16cid:durableId="1459421702">
-    <w:abstractNumId w:val="32"/>
+    <w:abstractNumId w:val="33"/>
   </w:num>
   <w:num w:numId="8" w16cid:durableId="70851357">
     <w:abstractNumId w:val="6"/>
@@ -8351,7 +8466,7 @@
     <w:abstractNumId w:val="17"/>
   </w:num>
   <w:num w:numId="12" w16cid:durableId="24412041">
-    <w:abstractNumId w:val="30"/>
+    <w:abstractNumId w:val="31"/>
   </w:num>
   <w:num w:numId="13" w16cid:durableId="161745812">
     <w:abstractNumId w:val="2"/>
@@ -8360,7 +8475,7 @@
     <w:abstractNumId w:val="11"/>
   </w:num>
   <w:num w:numId="15" w16cid:durableId="1338769578">
-    <w:abstractNumId w:val="31"/>
+    <w:abstractNumId w:val="32"/>
   </w:num>
   <w:num w:numId="16" w16cid:durableId="1107625879">
     <w:abstractNumId w:val="3"/>
@@ -8369,7 +8484,7 @@
     <w:abstractNumId w:val="7"/>
   </w:num>
   <w:num w:numId="18" w16cid:durableId="1586036739">
-    <w:abstractNumId w:val="38"/>
+    <w:abstractNumId w:val="39"/>
   </w:num>
   <w:num w:numId="19" w16cid:durableId="1364789900">
     <w:abstractNumId w:val="10"/>
@@ -8384,13 +8499,13 @@
     <w:abstractNumId w:val="21"/>
   </w:num>
   <w:num w:numId="23" w16cid:durableId="1826895190">
-    <w:abstractNumId w:val="39"/>
+    <w:abstractNumId w:val="40"/>
   </w:num>
   <w:num w:numId="24" w16cid:durableId="396435443">
-    <w:abstractNumId w:val="25"/>
+    <w:abstractNumId w:val="26"/>
   </w:num>
   <w:num w:numId="25" w16cid:durableId="1472212791">
-    <w:abstractNumId w:val="33"/>
+    <w:abstractNumId w:val="34"/>
   </w:num>
   <w:num w:numId="26" w16cid:durableId="536819833">
     <w:abstractNumId w:val="19"/>
@@ -8399,16 +8514,16 @@
     <w:abstractNumId w:val="15"/>
   </w:num>
   <w:num w:numId="28" w16cid:durableId="1155684224">
-    <w:abstractNumId w:val="37"/>
+    <w:abstractNumId w:val="38"/>
   </w:num>
   <w:num w:numId="29" w16cid:durableId="1228110873">
+    <w:abstractNumId w:val="36"/>
+  </w:num>
+  <w:num w:numId="30" w16cid:durableId="403382543">
     <w:abstractNumId w:val="35"/>
   </w:num>
-  <w:num w:numId="30" w16cid:durableId="403382543">
-    <w:abstractNumId w:val="34"/>
-  </w:num>
   <w:num w:numId="31" w16cid:durableId="1548183190">
-    <w:abstractNumId w:val="24"/>
+    <w:abstractNumId w:val="25"/>
   </w:num>
   <w:num w:numId="32" w16cid:durableId="1827894112">
     <w:abstractNumId w:val="0"/>
@@ -8417,10 +8532,10 @@
     <w:abstractNumId w:val="14"/>
   </w:num>
   <w:num w:numId="34" w16cid:durableId="342366208">
-    <w:abstractNumId w:val="36"/>
+    <w:abstractNumId w:val="37"/>
   </w:num>
   <w:num w:numId="35" w16cid:durableId="796724820">
-    <w:abstractNumId w:val="26"/>
+    <w:abstractNumId w:val="27"/>
   </w:num>
   <w:num w:numId="36" w16cid:durableId="1947536762">
     <w:abstractNumId w:val="18"/>
@@ -8429,13 +8544,16 @@
     <w:abstractNumId w:val="5"/>
   </w:num>
   <w:num w:numId="38" w16cid:durableId="389499792">
-    <w:abstractNumId w:val="23"/>
+    <w:abstractNumId w:val="24"/>
   </w:num>
   <w:num w:numId="39" w16cid:durableId="1734306196">
     <w:abstractNumId w:val="20"/>
   </w:num>
   <w:num w:numId="40" w16cid:durableId="1532913410">
-    <w:abstractNumId w:val="28"/>
+    <w:abstractNumId w:val="29"/>
+  </w:num>
+  <w:num w:numId="41" w16cid:durableId="1043745788">
+    <w:abstractNumId w:val="22"/>
   </w:num>
 </w:numbering>
 </file>
